--- a/IngresoStock/Caso de uso.docx
+++ b/IngresoStock/Caso de uso.docx
@@ -765,7 +765,7 @@
         </w:rPr>
       </w:pPr>
       <w:r>
-        <w:t>1. El operario abre la pantalla "Ingreso a Stock".</w:t>
+        <w:t xml:space="preserve">1. El operario abre la pantalla "Ingreso a Stock". El sistema carga los desplegables de Pasillo/Rack (X), Fila (Y) y Nivel/Altura (Z) con las posiciones del depósito.</w:t>
       </w:r>
       <w:r>
         <w:rPr>
@@ -781,7 +781,7 @@
         </w:rPr>
       </w:pPr>
       <w:r>
-        <w:t>2. El operario ingresa el N° de Orden de Recepción.</w:t>
+        <w:t xml:space="preserve">2. El operario ingresa el N° de Orden de Recepción.</w:t>
       </w:r>
       <w:r>
         <w:rPr>
@@ -797,7 +797,7 @@
         </w:rPr>
       </w:pPr>
       <w:r>
-        <w:t>3. El operario presiona el botón "Buscar".</w:t>
+        <w:t xml:space="preserve">3. El operario presiona el botón "Buscar".</w:t>
       </w:r>
       <w:r>
         <w:rPr>
@@ -813,7 +813,7 @@
         </w:rPr>
       </w:pPr>
       <w:r>
-        <w:t>4. El sistema valida que el N° de Orden ingresado sea un número entero positivo.</w:t>
+        <w:t xml:space="preserve">4. El sistema valida que el N° de Orden ingresado sea un número entero positivo.</w:t>
       </w:r>
       <w:r>
         <w:rPr>
@@ -829,7 +829,7 @@
         </w:rPr>
       </w:pPr>
       <w:r>
-        <w:t>5. El sistema busca en la tabla Órdenes de Recepción (Al.9) la orden cuya clave coincide con el valor ingresado y valida que su estado sea "Pendiente de Ubicación".</w:t>
+        <w:t xml:space="preserve">5. El sistema busca en la tabla Órdenes de Recepción (AL.10) la orden cuya clave coincide con el valor ingresado y valida que su estado sea "Pendiente de Ubicación".</w:t>
       </w:r>
       <w:r>
         <w:rPr>
@@ -845,7 +845,7 @@
         </w:rPr>
       </w:pPr>
       <w:r>
-        <w:t>6. El sistema recupera y muestra en la cabecera los datos de Cliente / Origen y Estado de Orden (en modo lectura), y despliega los ítems de la orden en la grilla principal (ListView) con las columnas: SKU, Descripción, Cantidad Recepcionada y Cantidad a Ubicar.</w:t>
+        <w:t xml:space="preserve">6. El sistema muestra en la cabecera el Cliente / Origen de la orden (en modo lectura), despliega los ítems de la orden en la grilla principal (ListView) con las columnas SKU, Descripción, Cantidad Recepcionada y Cantidad a Ubicar, y carga el desplegable "SKU Seleccionado" con los SKUs de la orden.</w:t>
       </w:r>
       <w:r>
         <w:rPr>
@@ -861,7 +861,7 @@
         </w:rPr>
       </w:pPr>
       <w:r>
-        <w:t>7. El operario selecciona un SKU desde el desplegable de asignación (cmbSkuSeleccionado).</w:t>
+        <w:t xml:space="preserve">7. El operario selecciona un SKU del desplegable "SKU Seleccionado".</w:t>
       </w:r>
       <w:r>
         <w:rPr>
@@ -877,7 +877,7 @@
         </w:rPr>
       </w:pPr>
       <w:r>
-        <w:t>8. El operario ingresa la Cantidad a guardar y selecciona las coordenadas físicas de almacenamiento: Pasillo/Rack (X), Fila (Y) y Nivel/Altura (Z).</w:t>
+        <w:t xml:space="preserve">8. El operario ingresa la cantidad a guardar y selecciona las coordenadas físicas de almacenamiento: Pasillo/Rack (X), Fila (Y) y Nivel/Altura (Z). Los desplegables solo permiten elegir entre las opciones cargadas.</w:t>
       </w:r>
       <w:r>
         <w:rPr>
@@ -893,7 +893,7 @@
         </w:rPr>
       </w:pPr>
       <w:r>
-        <w:t>9. El operario presiona el botón "Agregar Ubicación".</w:t>
+        <w:t xml:space="preserve">9. El operario presiona el botón "Agregar Ubicación".</w:t>
       </w:r>
       <w:r>
         <w:rPr>
@@ -909,7 +909,7 @@
         </w:rPr>
       </w:pPr>
       <w:r>
-        <w:t>10. El sistema valida que la cantidad ingresada sea válida (mayor a 0 y menor o igual al saldo pendiente de ese SKU) y actualiza la Cantidad a Ubicar en la grilla principal.</w:t>
+        <w:t xml:space="preserve">10. El sistema valida que la cantidad sea numérica, mayor a 0 y menor o igual al saldo pendiente de ese SKU, que estén seleccionadas las tres coordenadas, que la posición no esté ocupada por otro SKU y que esa coordenada no se haya asignado ya en esta orden. Agrega la ubicación a la lista de ubicaciones asignadas (SKU, Cantidad y Posición), descuenta la cantidad de la columna Cantidad a Ubicar de la grilla principal y limpia la cantidad y las coordenadas.</w:t>
       </w:r>
       <w:r>
         <w:rPr>
@@ -925,8 +925,7 @@
         </w:rPr>
       </w:pPr>
       <w:r>
-        <w:lastRenderedPageBreak/>
-        <w:t>11. El operario repite los pasos 7 al 10 para los demás SKUs o para fraccionar la mercadería en distintas ubicaciones si fuera necesario.</w:t>
+        <w:t xml:space="preserve">11. El operario repite los pasos 7 al 10 para los demás SKUs o para fraccionar la mercadería en distintas ubicaciones. Para corregir una ubicación agregada, la selecciona en la lista de ubicaciones asignadas y presiona "Quitar seleccionada"; el sistema la quita de la lista y devuelve su cantidad al saldo Cantidad a Ubicar del SKU.</w:t>
       </w:r>
       <w:r>
         <w:rPr>
@@ -942,7 +941,7 @@
         </w:rPr>
       </w:pPr>
       <w:r>
-        <w:t>12. El operario presiona el botón "Confirmar Ingreso".</w:t>
+        <w:t xml:space="preserve">12. El operario presiona el botón "Confirmar Ingreso".</w:t>
       </w:r>
       <w:r>
         <w:rPr>
@@ -958,7 +957,7 @@
         </w:rPr>
       </w:pPr>
       <w:r>
-        <w:t>13. El sistema registra las existencias en la base de datos (Al.2 Mercaderías) incrementando el stock asignado a las coordenadas (X, Y, Z) bajo el estado "Disponible en Guarda".</w:t>
+        <w:t xml:space="preserve">13. El sistema valida que haya una orden buscada y que no queden unidades pendientes de ubicar en ningún SKU.</w:t>
       </w:r>
       <w:r>
         <w:rPr>
@@ -974,7 +973,7 @@
         </w:rPr>
       </w:pPr>
       <w:r>
-        <w:t>14. El sistema actualiza el estado de la Orden de Recepción a "Cumplida" en la tabla Órdenes de Recepción (Al.9).</w:t>
+        <w:t xml:space="preserve">14. El sistema registra las existencias en la tabla Mercadería (AL.3), incrementando el stock de cada SKU en las coordenadas (X, Y, Z) asignadas, bajo el estado "Disponible en Guarda".</w:t>
       </w:r>
       <w:r>
         <w:rPr>
@@ -990,7 +989,7 @@
         </w:rPr>
       </w:pPr>
       <w:r>
-        <w:t>15. El sistema guarda el evento en el historial de auditoría del inventario (usuario, fecha y hora).</w:t>
+        <w:t xml:space="preserve">15. El sistema actualiza el estado de la Orden de Recepción a "Cumplida" en la tabla Órdenes de Recepción (AL.10).</w:t>
       </w:r>
       <w:r>
         <w:rPr>
@@ -1006,7 +1005,23 @@
         </w:rPr>
       </w:pPr>
       <w:r>
-        <w:t>16. El sistema muestra el mensaje de confirmación: "Mercadería ingresada a stock con éxito".</w:t>
+        <w:t xml:space="preserve">16. El sistema registra el movimiento de ingreso en los movimientos de mercadería (AL.3), con usuario, fecha y hora.</w:t>
+      </w:r>
+      <w:r>
+        <w:rPr>
+          <w:lang w:val="es-ES"/>
+        </w:rPr>
+        <w:t> </w:t>
+      </w:r>
+    </w:p>
+    <w:p>
+      <w:pPr>
+        <w:rPr>
+          <w:lang w:val="es-ES"/>
+        </w:rPr>
+      </w:pPr>
+      <w:r>
+        <w:t xml:space="preserve">17. El sistema muestra el mensaje "Mercadería ingresada a stock con éxito" y restablece la pantalla para una nueva búsqueda.</w:t>
       </w:r>
       <w:r>
         <w:rPr>
@@ -1193,7 +1208,7 @@
                 <w:bCs/>
                 <w:lang w:val="en-US"/>
               </w:rPr>
-              <w:t>4</w:t>
+              <w:t xml:space="preserve">4</w:t>
             </w:r>
             <w:r>
               <w:rPr>
@@ -1222,7 +1237,7 @@
               </w:rPr>
             </w:pPr>
             <w:r>
-              <w:t>El N° de Orden de Recepción no es un número entero positivo.</w:t>
+              <w:t xml:space="preserve">El N° de Orden de Recepción no es un número entero positivo.</w:t>
             </w:r>
             <w:r>
               <w:rPr>
@@ -1251,7 +1266,7 @@
               </w:rPr>
             </w:pPr>
             <w:r>
-              <w:t>El sistema muestra "El número de orden debe ser un valor numérico". El operario acepta el mensaje, el sistema limpia el campo N° de Orden y vuelve al paso 2.</w:t>
+              <w:t xml:space="preserve">El sistema muestra "El número de orden debe ser un valor numérico". El operario acepta el mensaje, el sistema limpia el campo N° de Orden y vuelve al paso 2.</w:t>
             </w:r>
             <w:r>
               <w:rPr>
@@ -1291,7 +1306,7 @@
                 <w:bCs/>
                 <w:lang w:val="en-US"/>
               </w:rPr>
-              <w:t>5</w:t>
+              <w:t xml:space="preserve">5</w:t>
             </w:r>
             <w:r>
               <w:rPr>
@@ -1320,7 +1335,7 @@
               </w:rPr>
             </w:pPr>
             <w:r>
-              <w:t>La orden no existe en la base de datos o no se encuentra en estado "Pendiente de Ubicación".</w:t>
+              <w:t xml:space="preserve">La orden no existe en la base de datos o no se encuentra en estado "Pendiente de Ubicación".</w:t>
             </w:r>
             <w:r>
               <w:rPr>
@@ -1349,7 +1364,7 @@
               </w:rPr>
             </w:pPr>
             <w:r>
-              <w:t>El sistema muestra "No se encontró ninguna orden pendiente de ubicación con ese número". El operario acepta el mensaje, el sistema limpia la pantalla y vuelve al paso 2.</w:t>
+              <w:t xml:space="preserve">El sistema muestra "No se encontró ninguna orden pendiente de ubicación con ese número". El operario acepta el mensaje, el sistema limpia la pantalla y vuelve al paso 2.</w:t>
             </w:r>
             <w:r>
               <w:rPr>
@@ -1389,7 +1404,7 @@
                 <w:bCs/>
                 <w:lang w:val="en-US"/>
               </w:rPr>
-              <w:t>8</w:t>
+              <w:t xml:space="preserve">10</w:t>
             </w:r>
             <w:r>
               <w:rPr>
@@ -1418,7 +1433,7 @@
               </w:rPr>
             </w:pPr>
             <w:r>
-              <w:t>El operario no selecciona las tres coordenadas (Pasillo X, Fila Y, Nivel Z) o no ingresa una cantidad válida al presionar "Agregar Ubicación".</w:t>
+              <w:t xml:space="preserve">El operario no seleccionó un SKU.</w:t>
             </w:r>
             <w:r>
               <w:rPr>
@@ -1447,13 +1462,7 @@
               </w:rPr>
             </w:pPr>
             <w:r>
-              <w:t xml:space="preserve">El sistema muestra "Debe seleccionar Pasillo, Fila, Nivel e ingresar una cantidad válida". </w:t>
-            </w:r>
-            <w:r>
-              <w:rPr>
-                <w:lang w:val="en-US"/>
-              </w:rPr>
-              <w:t>El operario acepta el mensaje y vuelve al paso 8.</w:t>
+              <w:t xml:space="preserve">El sistema muestra "Debe seleccionar un SKU de la orden de recepción". El operario acepta el mensaje y vuelve al paso 7.</w:t>
             </w:r>
             <w:r>
               <w:rPr>
@@ -1493,7 +1502,7 @@
                 <w:bCs/>
                 <w:lang w:val="en-US"/>
               </w:rPr>
-              <w:t>10</w:t>
+              <w:t xml:space="preserve">10</w:t>
             </w:r>
             <w:r>
               <w:rPr>
@@ -1522,7 +1531,7 @@
               </w:rPr>
             </w:pPr>
             <w:r>
-              <w:t>La cantidad ingresada a ubicar supera el saldo pendiente de ese SKU en la grilla.</w:t>
+              <w:t xml:space="preserve">La cantidad ingresada no es numérica.</w:t>
             </w:r>
             <w:r>
               <w:rPr>
@@ -1551,7 +1560,7 @@
               </w:rPr>
             </w:pPr>
             <w:r>
-              <w:t>El sistema muestra "La cantidad a ubicar no puede ser mayor a la cantidad pendiente recepcionada". El operario acepta el mensaje, el sistema limpia el campo cantidad y vuelve al paso 8.</w:t>
+              <w:t xml:space="preserve">El sistema muestra "La cantidad debe ser un valor numérico". El operario acepta el mensaje y vuelve al paso 8.</w:t>
             </w:r>
             <w:r>
               <w:rPr>
@@ -1591,7 +1600,7 @@
                 <w:bCs/>
                 <w:lang w:val="en-US"/>
               </w:rPr>
-              <w:t>12</w:t>
+              <w:t xml:space="preserve">10</w:t>
             </w:r>
             <w:r>
               <w:rPr>
@@ -1620,7 +1629,7 @@
               </w:rPr>
             </w:pPr>
             <w:r>
-              <w:t>El operario presiona "Cancelar" antes de confirmar.</w:t>
+              <w:t xml:space="preserve">La cantidad ingresada es 0 o negativa.</w:t>
             </w:r>
             <w:r>
               <w:rPr>
@@ -1649,13 +1658,889 @@
               </w:rPr>
             </w:pPr>
             <w:r>
-              <w:t xml:space="preserve">El sistema descarta las asignaciones temporales cargadas, restablece el formulario y no modifica la base de datos. </w:t>
-            </w:r>
-            <w:r>
-              <w:rPr>
+              <w:t xml:space="preserve">El sistema muestra "La cantidad debe ser mayor a 0". El operario acepta el mensaje y vuelve al paso 8.</w:t>
+            </w:r>
+            <w:r>
+              <w:rPr>
+                <w:lang w:val="es-ES"/>
+              </w:rPr>
+              <w:t> </w:t>
+            </w:r>
+          </w:p>
+        </w:tc>
+      </w:tr>
+      <w:tr>
+        <w:trPr>
+          <w:trHeight w:val="300"/>
+        </w:trPr>
+        <w:tc>
+          <w:tcPr>
+            <w:tcW w:w="795" w:type="dxa"/>
+            <w:tcBorders>
+              <w:top w:val="single" w:sz="6" w:space="0" w:color="000000"/>
+              <w:left w:val="single" w:sz="6" w:space="0" w:color="000000"/>
+              <w:bottom w:val="single" w:sz="6" w:space="0" w:color="000000"/>
+              <w:right w:val="single" w:sz="6" w:space="0" w:color="000000"/>
+            </w:tcBorders>
+            <w:shd w:val="clear" w:color="auto" w:fill="0E2841"/>
+            <w:vAlign w:val="center"/>
+            <w:hideMark/>
+          </w:tcPr>
+          <w:p>
+            <w:pPr>
+              <w:rPr>
+                <w:lang w:val="es-ES"/>
+              </w:rPr>
+            </w:pPr>
+            <w:r>
+              <w:rPr>
+                <w:b/>
+                <w:bCs/>
                 <w:lang w:val="en-US"/>
               </w:rPr>
-              <w:t>Termina el caso de uso.</w:t>
+              <w:t xml:space="preserve">10</w:t>
+            </w:r>
+            <w:r>
+              <w:rPr>
+                <w:lang w:val="es-ES"/>
+              </w:rPr>
+              <w:t> </w:t>
+            </w:r>
+          </w:p>
+        </w:tc>
+        <w:tc>
+          <w:tcPr>
+            <w:tcW w:w="3525" w:type="dxa"/>
+            <w:tcBorders>
+              <w:top w:val="single" w:sz="6" w:space="0" w:color="000000"/>
+              <w:left w:val="single" w:sz="6" w:space="0" w:color="000000"/>
+              <w:bottom w:val="single" w:sz="6" w:space="0" w:color="000000"/>
+              <w:right w:val="single" w:sz="6" w:space="0" w:color="000000"/>
+            </w:tcBorders>
+            <w:vAlign w:val="center"/>
+            <w:hideMark/>
+          </w:tcPr>
+          <w:p>
+            <w:pPr>
+              <w:rPr>
+                <w:lang w:val="es-ES"/>
+              </w:rPr>
+            </w:pPr>
+            <w:r>
+              <w:t xml:space="preserve">El operario no seleccionó las tres coordenadas (Pasillo X, Fila Y, Nivel Z).</w:t>
+            </w:r>
+            <w:r>
+              <w:rPr>
+                <w:lang w:val="es-ES"/>
+              </w:rPr>
+              <w:t> </w:t>
+            </w:r>
+          </w:p>
+        </w:tc>
+        <w:tc>
+          <w:tcPr>
+            <w:tcW w:w="4875" w:type="dxa"/>
+            <w:tcBorders>
+              <w:top w:val="single" w:sz="6" w:space="0" w:color="000000"/>
+              <w:left w:val="single" w:sz="6" w:space="0" w:color="000000"/>
+              <w:bottom w:val="single" w:sz="6" w:space="0" w:color="000000"/>
+              <w:right w:val="single" w:sz="6" w:space="0" w:color="000000"/>
+            </w:tcBorders>
+            <w:vAlign w:val="center"/>
+            <w:hideMark/>
+          </w:tcPr>
+          <w:p>
+            <w:pPr>
+              <w:rPr>
+                <w:lang w:val="es-ES"/>
+              </w:rPr>
+            </w:pPr>
+            <w:r>
+              <w:t xml:space="preserve">El sistema muestra "Debe seleccionar Pasillo, Fila y Nivel". El operario acepta el mensaje y vuelve al paso 8.</w:t>
+            </w:r>
+            <w:r>
+              <w:rPr>
+                <w:lang w:val="es-ES"/>
+              </w:rPr>
+              <w:t> </w:t>
+            </w:r>
+          </w:p>
+        </w:tc>
+      </w:tr>
+      <w:tr>
+        <w:trPr>
+          <w:trHeight w:val="300"/>
+        </w:trPr>
+        <w:tc>
+          <w:tcPr>
+            <w:tcW w:w="795" w:type="dxa"/>
+            <w:tcBorders>
+              <w:top w:val="single" w:sz="6" w:space="0" w:color="000000"/>
+              <w:left w:val="single" w:sz="6" w:space="0" w:color="000000"/>
+              <w:bottom w:val="single" w:sz="6" w:space="0" w:color="000000"/>
+              <w:right w:val="single" w:sz="6" w:space="0" w:color="000000"/>
+            </w:tcBorders>
+            <w:shd w:val="clear" w:color="auto" w:fill="0E2841"/>
+            <w:vAlign w:val="center"/>
+            <w:hideMark/>
+          </w:tcPr>
+          <w:p>
+            <w:pPr>
+              <w:rPr>
+                <w:lang w:val="es-ES"/>
+              </w:rPr>
+            </w:pPr>
+            <w:r>
+              <w:rPr>
+                <w:b/>
+                <w:bCs/>
+                <w:lang w:val="en-US"/>
+              </w:rPr>
+              <w:t xml:space="preserve">10</w:t>
+            </w:r>
+            <w:r>
+              <w:rPr>
+                <w:lang w:val="es-ES"/>
+              </w:rPr>
+              <w:t> </w:t>
+            </w:r>
+          </w:p>
+        </w:tc>
+        <w:tc>
+          <w:tcPr>
+            <w:tcW w:w="3525" w:type="dxa"/>
+            <w:tcBorders>
+              <w:top w:val="single" w:sz="6" w:space="0" w:color="000000"/>
+              <w:left w:val="single" w:sz="6" w:space="0" w:color="000000"/>
+              <w:bottom w:val="single" w:sz="6" w:space="0" w:color="000000"/>
+              <w:right w:val="single" w:sz="6" w:space="0" w:color="000000"/>
+            </w:tcBorders>
+            <w:vAlign w:val="center"/>
+            <w:hideMark/>
+          </w:tcPr>
+          <w:p>
+            <w:pPr>
+              <w:rPr>
+                <w:lang w:val="es-ES"/>
+              </w:rPr>
+            </w:pPr>
+            <w:r>
+              <w:t xml:space="preserve">La cantidad ingresada a ubicar supera el saldo pendiente de ese SKU en la grilla.</w:t>
+            </w:r>
+            <w:r>
+              <w:rPr>
+                <w:lang w:val="es-ES"/>
+              </w:rPr>
+              <w:t> </w:t>
+            </w:r>
+          </w:p>
+        </w:tc>
+        <w:tc>
+          <w:tcPr>
+            <w:tcW w:w="4875" w:type="dxa"/>
+            <w:tcBorders>
+              <w:top w:val="single" w:sz="6" w:space="0" w:color="000000"/>
+              <w:left w:val="single" w:sz="6" w:space="0" w:color="000000"/>
+              <w:bottom w:val="single" w:sz="6" w:space="0" w:color="000000"/>
+              <w:right w:val="single" w:sz="6" w:space="0" w:color="000000"/>
+            </w:tcBorders>
+            <w:vAlign w:val="center"/>
+            <w:hideMark/>
+          </w:tcPr>
+          <w:p>
+            <w:pPr>
+              <w:rPr>
+                <w:lang w:val="es-ES"/>
+              </w:rPr>
+            </w:pPr>
+            <w:r>
+              <w:t xml:space="preserve">El sistema muestra "La cantidad a ubicar no puede ser mayor a la cantidad pendiente recepcionada". El operario acepta el mensaje, el sistema limpia el campo cantidad y vuelve al paso 8.</w:t>
+            </w:r>
+            <w:r>
+              <w:rPr>
+                <w:lang w:val="es-ES"/>
+              </w:rPr>
+              <w:t> </w:t>
+            </w:r>
+          </w:p>
+        </w:tc>
+      </w:tr>
+      <w:tr>
+        <w:trPr>
+          <w:trHeight w:val="300"/>
+        </w:trPr>
+        <w:tc>
+          <w:tcPr>
+            <w:tcW w:w="795" w:type="dxa"/>
+            <w:tcBorders>
+              <w:top w:val="single" w:sz="6" w:space="0" w:color="000000"/>
+              <w:left w:val="single" w:sz="6" w:space="0" w:color="000000"/>
+              <w:bottom w:val="single" w:sz="6" w:space="0" w:color="000000"/>
+              <w:right w:val="single" w:sz="6" w:space="0" w:color="000000"/>
+            </w:tcBorders>
+            <w:shd w:val="clear" w:color="auto" w:fill="0E2841"/>
+            <w:vAlign w:val="center"/>
+            <w:hideMark/>
+          </w:tcPr>
+          <w:p>
+            <w:pPr>
+              <w:rPr>
+                <w:lang w:val="es-ES"/>
+              </w:rPr>
+            </w:pPr>
+            <w:r>
+              <w:rPr>
+                <w:b/>
+                <w:bCs/>
+                <w:lang w:val="en-US"/>
+              </w:rPr>
+              <w:t xml:space="preserve">10</w:t>
+            </w:r>
+            <w:r>
+              <w:rPr>
+                <w:lang w:val="es-ES"/>
+              </w:rPr>
+              <w:t> </w:t>
+            </w:r>
+          </w:p>
+        </w:tc>
+        <w:tc>
+          <w:tcPr>
+            <w:tcW w:w="3525" w:type="dxa"/>
+            <w:tcBorders>
+              <w:top w:val="single" w:sz="6" w:space="0" w:color="000000"/>
+              <w:left w:val="single" w:sz="6" w:space="0" w:color="000000"/>
+              <w:bottom w:val="single" w:sz="6" w:space="0" w:color="000000"/>
+              <w:right w:val="single" w:sz="6" w:space="0" w:color="000000"/>
+            </w:tcBorders>
+            <w:vAlign w:val="center"/>
+            <w:hideMark/>
+          </w:tcPr>
+          <w:p>
+            <w:pPr>
+              <w:rPr>
+                <w:lang w:val="es-ES"/>
+              </w:rPr>
+            </w:pPr>
+            <w:r>
+              <w:t xml:space="preserve">La posición seleccionada ya está ocupada por otro SKU.</w:t>
+            </w:r>
+            <w:r>
+              <w:rPr>
+                <w:lang w:val="es-ES"/>
+              </w:rPr>
+              <w:t> </w:t>
+            </w:r>
+          </w:p>
+        </w:tc>
+        <w:tc>
+          <w:tcPr>
+            <w:tcW w:w="4875" w:type="dxa"/>
+            <w:tcBorders>
+              <w:top w:val="single" w:sz="6" w:space="0" w:color="000000"/>
+              <w:left w:val="single" w:sz="6" w:space="0" w:color="000000"/>
+              <w:bottom w:val="single" w:sz="6" w:space="0" w:color="000000"/>
+              <w:right w:val="single" w:sz="6" w:space="0" w:color="000000"/>
+            </w:tcBorders>
+            <w:vAlign w:val="center"/>
+            <w:hideMark/>
+          </w:tcPr>
+          <w:p>
+            <w:pPr>
+              <w:rPr>
+                <w:lang w:val="es-ES"/>
+              </w:rPr>
+            </w:pPr>
+            <w:r>
+              <w:t xml:space="preserve">El sistema muestra "La ubicación seleccionada ya está ocupada por otro SKU". El operario acepta el mensaje y vuelve al paso 8.</w:t>
+            </w:r>
+            <w:r>
+              <w:rPr>
+                <w:lang w:val="es-ES"/>
+              </w:rPr>
+              <w:t> </w:t>
+            </w:r>
+          </w:p>
+        </w:tc>
+      </w:tr>
+      <w:tr>
+        <w:trPr>
+          <w:trHeight w:val="300"/>
+        </w:trPr>
+        <w:tc>
+          <w:tcPr>
+            <w:tcW w:w="795" w:type="dxa"/>
+            <w:tcBorders>
+              <w:top w:val="single" w:sz="6" w:space="0" w:color="000000"/>
+              <w:left w:val="single" w:sz="6" w:space="0" w:color="000000"/>
+              <w:bottom w:val="single" w:sz="6" w:space="0" w:color="000000"/>
+              <w:right w:val="single" w:sz="6" w:space="0" w:color="000000"/>
+            </w:tcBorders>
+            <w:shd w:val="clear" w:color="auto" w:fill="0E2841"/>
+            <w:vAlign w:val="center"/>
+            <w:hideMark/>
+          </w:tcPr>
+          <w:p>
+            <w:pPr>
+              <w:rPr>
+                <w:lang w:val="es-ES"/>
+              </w:rPr>
+            </w:pPr>
+            <w:r>
+              <w:rPr>
+                <w:b/>
+                <w:bCs/>
+                <w:lang w:val="en-US"/>
+              </w:rPr>
+              <w:t xml:space="preserve">10</w:t>
+            </w:r>
+            <w:r>
+              <w:rPr>
+                <w:lang w:val="es-ES"/>
+              </w:rPr>
+              <w:t> </w:t>
+            </w:r>
+          </w:p>
+        </w:tc>
+        <w:tc>
+          <w:tcPr>
+            <w:tcW w:w="3525" w:type="dxa"/>
+            <w:tcBorders>
+              <w:top w:val="single" w:sz="6" w:space="0" w:color="000000"/>
+              <w:left w:val="single" w:sz="6" w:space="0" w:color="000000"/>
+              <w:bottom w:val="single" w:sz="6" w:space="0" w:color="000000"/>
+              <w:right w:val="single" w:sz="6" w:space="0" w:color="000000"/>
+            </w:tcBorders>
+            <w:vAlign w:val="center"/>
+            <w:hideMark/>
+          </w:tcPr>
+          <w:p>
+            <w:pPr>
+              <w:rPr>
+                <w:lang w:val="es-ES"/>
+              </w:rPr>
+            </w:pPr>
+            <w:r>
+              <w:t xml:space="preserve">Esa coordenada ya fue asignada en esta orden.</w:t>
+            </w:r>
+            <w:r>
+              <w:rPr>
+                <w:lang w:val="es-ES"/>
+              </w:rPr>
+              <w:t> </w:t>
+            </w:r>
+          </w:p>
+        </w:tc>
+        <w:tc>
+          <w:tcPr>
+            <w:tcW w:w="4875" w:type="dxa"/>
+            <w:tcBorders>
+              <w:top w:val="single" w:sz="6" w:space="0" w:color="000000"/>
+              <w:left w:val="single" w:sz="6" w:space="0" w:color="000000"/>
+              <w:bottom w:val="single" w:sz="6" w:space="0" w:color="000000"/>
+              <w:right w:val="single" w:sz="6" w:space="0" w:color="000000"/>
+            </w:tcBorders>
+            <w:vAlign w:val="center"/>
+            <w:hideMark/>
+          </w:tcPr>
+          <w:p>
+            <w:pPr>
+              <w:rPr>
+                <w:lang w:val="es-ES"/>
+              </w:rPr>
+            </w:pPr>
+            <w:r>
+              <w:t xml:space="preserve">El sistema muestra "El SKU ya fue ubicado en esas coordenadas". El operario acepta el mensaje y vuelve al paso 8.</w:t>
+            </w:r>
+            <w:r>
+              <w:rPr>
+                <w:lang w:val="es-ES"/>
+              </w:rPr>
+              <w:t> </w:t>
+            </w:r>
+          </w:p>
+        </w:tc>
+      </w:tr>
+      <w:tr>
+        <w:trPr>
+          <w:trHeight w:val="300"/>
+        </w:trPr>
+        <w:tc>
+          <w:tcPr>
+            <w:tcW w:w="795" w:type="dxa"/>
+            <w:tcBorders>
+              <w:top w:val="single" w:sz="6" w:space="0" w:color="000000"/>
+              <w:left w:val="single" w:sz="6" w:space="0" w:color="000000"/>
+              <w:bottom w:val="single" w:sz="6" w:space="0" w:color="000000"/>
+              <w:right w:val="single" w:sz="6" w:space="0" w:color="000000"/>
+            </w:tcBorders>
+            <w:shd w:val="clear" w:color="auto" w:fill="0E2841"/>
+            <w:vAlign w:val="center"/>
+            <w:hideMark/>
+          </w:tcPr>
+          <w:p>
+            <w:pPr>
+              <w:rPr>
+                <w:lang w:val="es-ES"/>
+              </w:rPr>
+            </w:pPr>
+            <w:r>
+              <w:rPr>
+                <w:b/>
+                <w:bCs/>
+                <w:lang w:val="en-US"/>
+              </w:rPr>
+              <w:t xml:space="preserve">11</w:t>
+            </w:r>
+            <w:r>
+              <w:rPr>
+                <w:lang w:val="es-ES"/>
+              </w:rPr>
+              <w:t> </w:t>
+            </w:r>
+          </w:p>
+        </w:tc>
+        <w:tc>
+          <w:tcPr>
+            <w:tcW w:w="3525" w:type="dxa"/>
+            <w:tcBorders>
+              <w:top w:val="single" w:sz="6" w:space="0" w:color="000000"/>
+              <w:left w:val="single" w:sz="6" w:space="0" w:color="000000"/>
+              <w:bottom w:val="single" w:sz="6" w:space="0" w:color="000000"/>
+              <w:right w:val="single" w:sz="6" w:space="0" w:color="000000"/>
+            </w:tcBorders>
+            <w:vAlign w:val="center"/>
+            <w:hideMark/>
+          </w:tcPr>
+          <w:p>
+            <w:pPr>
+              <w:rPr>
+                <w:lang w:val="es-ES"/>
+              </w:rPr>
+            </w:pPr>
+            <w:r>
+              <w:t xml:space="preserve">El operario presiona "Quitar seleccionada" sin seleccionar una ubicación de la lista.</w:t>
+            </w:r>
+            <w:r>
+              <w:rPr>
+                <w:lang w:val="es-ES"/>
+              </w:rPr>
+              <w:t> </w:t>
+            </w:r>
+          </w:p>
+        </w:tc>
+        <w:tc>
+          <w:tcPr>
+            <w:tcW w:w="4875" w:type="dxa"/>
+            <w:tcBorders>
+              <w:top w:val="single" w:sz="6" w:space="0" w:color="000000"/>
+              <w:left w:val="single" w:sz="6" w:space="0" w:color="000000"/>
+              <w:bottom w:val="single" w:sz="6" w:space="0" w:color="000000"/>
+              <w:right w:val="single" w:sz="6" w:space="0" w:color="000000"/>
+            </w:tcBorders>
+            <w:vAlign w:val="center"/>
+            <w:hideMark/>
+          </w:tcPr>
+          <w:p>
+            <w:pPr>
+              <w:rPr>
+                <w:lang w:val="es-ES"/>
+              </w:rPr>
+            </w:pPr>
+            <w:r>
+              <w:t xml:space="preserve">El sistema muestra "Debe seleccionar una ubicación de la lista para quitar". El operario acepta el mensaje y vuelve al paso 11.</w:t>
+            </w:r>
+            <w:r>
+              <w:rPr>
+                <w:lang w:val="es-ES"/>
+              </w:rPr>
+              <w:t> </w:t>
+            </w:r>
+          </w:p>
+        </w:tc>
+      </w:tr>
+      <w:tr>
+        <w:trPr>
+          <w:trHeight w:val="300"/>
+        </w:trPr>
+        <w:tc>
+          <w:tcPr>
+            <w:tcW w:w="795" w:type="dxa"/>
+            <w:tcBorders>
+              <w:top w:val="single" w:sz="6" w:space="0" w:color="000000"/>
+              <w:left w:val="single" w:sz="6" w:space="0" w:color="000000"/>
+              <w:bottom w:val="single" w:sz="6" w:space="0" w:color="000000"/>
+              <w:right w:val="single" w:sz="6" w:space="0" w:color="000000"/>
+            </w:tcBorders>
+            <w:shd w:val="clear" w:color="auto" w:fill="0E2841"/>
+            <w:vAlign w:val="center"/>
+            <w:hideMark/>
+          </w:tcPr>
+          <w:p>
+            <w:pPr>
+              <w:rPr>
+                <w:lang w:val="es-ES"/>
+              </w:rPr>
+            </w:pPr>
+            <w:r>
+              <w:rPr>
+                <w:b/>
+                <w:bCs/>
+                <w:lang w:val="en-US"/>
+              </w:rPr>
+              <w:t xml:space="preserve">12</w:t>
+            </w:r>
+            <w:r>
+              <w:rPr>
+                <w:lang w:val="es-ES"/>
+              </w:rPr>
+              <w:t> </w:t>
+            </w:r>
+          </w:p>
+        </w:tc>
+        <w:tc>
+          <w:tcPr>
+            <w:tcW w:w="3525" w:type="dxa"/>
+            <w:tcBorders>
+              <w:top w:val="single" w:sz="6" w:space="0" w:color="000000"/>
+              <w:left w:val="single" w:sz="6" w:space="0" w:color="000000"/>
+              <w:bottom w:val="single" w:sz="6" w:space="0" w:color="000000"/>
+              <w:right w:val="single" w:sz="6" w:space="0" w:color="000000"/>
+            </w:tcBorders>
+            <w:vAlign w:val="center"/>
+            <w:hideMark/>
+          </w:tcPr>
+          <w:p>
+            <w:pPr>
+              <w:rPr>
+                <w:lang w:val="es-ES"/>
+              </w:rPr>
+            </w:pPr>
+            <w:r>
+              <w:t xml:space="preserve">El operario presiona "Cancelar" antes de confirmar.</w:t>
+            </w:r>
+            <w:r>
+              <w:rPr>
+                <w:lang w:val="es-ES"/>
+              </w:rPr>
+              <w:t> </w:t>
+            </w:r>
+          </w:p>
+        </w:tc>
+        <w:tc>
+          <w:tcPr>
+            <w:tcW w:w="4875" w:type="dxa"/>
+            <w:tcBorders>
+              <w:top w:val="single" w:sz="6" w:space="0" w:color="000000"/>
+              <w:left w:val="single" w:sz="6" w:space="0" w:color="000000"/>
+              <w:bottom w:val="single" w:sz="6" w:space="0" w:color="000000"/>
+              <w:right w:val="single" w:sz="6" w:space="0" w:color="000000"/>
+            </w:tcBorders>
+            <w:vAlign w:val="center"/>
+            <w:hideMark/>
+          </w:tcPr>
+          <w:p>
+            <w:pPr>
+              <w:rPr>
+                <w:lang w:val="es-ES"/>
+              </w:rPr>
+            </w:pPr>
+            <w:r>
+              <w:t xml:space="preserve">El sistema descarta las ubicaciones cargadas, restablece el formulario y no modifica la base de datos. Termina el caso de uso.</w:t>
+            </w:r>
+            <w:r>
+              <w:rPr>
+                <w:lang w:val="es-ES"/>
+              </w:rPr>
+              <w:t> </w:t>
+            </w:r>
+          </w:p>
+        </w:tc>
+      </w:tr>
+      <w:tr>
+        <w:trPr>
+          <w:trHeight w:val="300"/>
+        </w:trPr>
+        <w:tc>
+          <w:tcPr>
+            <w:tcW w:w="795" w:type="dxa"/>
+            <w:tcBorders>
+              <w:top w:val="single" w:sz="6" w:space="0" w:color="000000"/>
+              <w:left w:val="single" w:sz="6" w:space="0" w:color="000000"/>
+              <w:bottom w:val="single" w:sz="6" w:space="0" w:color="000000"/>
+              <w:right w:val="single" w:sz="6" w:space="0" w:color="000000"/>
+            </w:tcBorders>
+            <w:shd w:val="clear" w:color="auto" w:fill="0E2841"/>
+            <w:vAlign w:val="center"/>
+            <w:hideMark/>
+          </w:tcPr>
+          <w:p>
+            <w:pPr>
+              <w:rPr>
+                <w:lang w:val="es-ES"/>
+              </w:rPr>
+            </w:pPr>
+            <w:r>
+              <w:rPr>
+                <w:b/>
+                <w:bCs/>
+                <w:lang w:val="en-US"/>
+              </w:rPr>
+              <w:t xml:space="preserve">13</w:t>
+            </w:r>
+            <w:r>
+              <w:rPr>
+                <w:lang w:val="es-ES"/>
+              </w:rPr>
+              <w:t> </w:t>
+            </w:r>
+          </w:p>
+        </w:tc>
+        <w:tc>
+          <w:tcPr>
+            <w:tcW w:w="3525" w:type="dxa"/>
+            <w:tcBorders>
+              <w:top w:val="single" w:sz="6" w:space="0" w:color="000000"/>
+              <w:left w:val="single" w:sz="6" w:space="0" w:color="000000"/>
+              <w:bottom w:val="single" w:sz="6" w:space="0" w:color="000000"/>
+              <w:right w:val="single" w:sz="6" w:space="0" w:color="000000"/>
+            </w:tcBorders>
+            <w:vAlign w:val="center"/>
+            <w:hideMark/>
+          </w:tcPr>
+          <w:p>
+            <w:pPr>
+              <w:rPr>
+                <w:lang w:val="es-ES"/>
+              </w:rPr>
+            </w:pPr>
+            <w:r>
+              <w:t xml:space="preserve">No se buscó ninguna orden de recepción.</w:t>
+            </w:r>
+            <w:r>
+              <w:rPr>
+                <w:lang w:val="es-ES"/>
+              </w:rPr>
+              <w:t> </w:t>
+            </w:r>
+          </w:p>
+        </w:tc>
+        <w:tc>
+          <w:tcPr>
+            <w:tcW w:w="4875" w:type="dxa"/>
+            <w:tcBorders>
+              <w:top w:val="single" w:sz="6" w:space="0" w:color="000000"/>
+              <w:left w:val="single" w:sz="6" w:space="0" w:color="000000"/>
+              <w:bottom w:val="single" w:sz="6" w:space="0" w:color="000000"/>
+              <w:right w:val="single" w:sz="6" w:space="0" w:color="000000"/>
+            </w:tcBorders>
+            <w:vAlign w:val="center"/>
+            <w:hideMark/>
+          </w:tcPr>
+          <w:p>
+            <w:pPr>
+              <w:rPr>
+                <w:lang w:val="es-ES"/>
+              </w:rPr>
+            </w:pPr>
+            <w:r>
+              <w:t xml:space="preserve">El sistema muestra "Debe buscar una orden de recepción antes de confirmar el ingreso". El operario acepta el mensaje y vuelve al paso 2.</w:t>
+            </w:r>
+            <w:r>
+              <w:rPr>
+                <w:lang w:val="es-ES"/>
+              </w:rPr>
+              <w:t> </w:t>
+            </w:r>
+          </w:p>
+        </w:tc>
+      </w:tr>
+      <w:tr>
+        <w:trPr>
+          <w:trHeight w:val="300"/>
+        </w:trPr>
+        <w:tc>
+          <w:tcPr>
+            <w:tcW w:w="795" w:type="dxa"/>
+            <w:tcBorders>
+              <w:top w:val="single" w:sz="6" w:space="0" w:color="000000"/>
+              <w:left w:val="single" w:sz="6" w:space="0" w:color="000000"/>
+              <w:bottom w:val="single" w:sz="6" w:space="0" w:color="000000"/>
+              <w:right w:val="single" w:sz="6" w:space="0" w:color="000000"/>
+            </w:tcBorders>
+            <w:shd w:val="clear" w:color="auto" w:fill="0E2841"/>
+            <w:vAlign w:val="center"/>
+            <w:hideMark/>
+          </w:tcPr>
+          <w:p>
+            <w:pPr>
+              <w:rPr>
+                <w:lang w:val="es-ES"/>
+              </w:rPr>
+            </w:pPr>
+            <w:r>
+              <w:rPr>
+                <w:b/>
+                <w:bCs/>
+                <w:lang w:val="en-US"/>
+              </w:rPr>
+              <w:t xml:space="preserve">13</w:t>
+            </w:r>
+            <w:r>
+              <w:rPr>
+                <w:lang w:val="es-ES"/>
+              </w:rPr>
+              <w:t> </w:t>
+            </w:r>
+          </w:p>
+        </w:tc>
+        <w:tc>
+          <w:tcPr>
+            <w:tcW w:w="3525" w:type="dxa"/>
+            <w:tcBorders>
+              <w:top w:val="single" w:sz="6" w:space="0" w:color="000000"/>
+              <w:left w:val="single" w:sz="6" w:space="0" w:color="000000"/>
+              <w:bottom w:val="single" w:sz="6" w:space="0" w:color="000000"/>
+              <w:right w:val="single" w:sz="6" w:space="0" w:color="000000"/>
+            </w:tcBorders>
+            <w:vAlign w:val="center"/>
+            <w:hideMark/>
+          </w:tcPr>
+          <w:p>
+            <w:pPr>
+              <w:rPr>
+                <w:lang w:val="es-ES"/>
+              </w:rPr>
+            </w:pPr>
+            <w:r>
+              <w:t xml:space="preserve">Quedan unidades sin ubicar en algún SKU.</w:t>
+            </w:r>
+            <w:r>
+              <w:rPr>
+                <w:lang w:val="es-ES"/>
+              </w:rPr>
+              <w:t> </w:t>
+            </w:r>
+          </w:p>
+        </w:tc>
+        <w:tc>
+          <w:tcPr>
+            <w:tcW w:w="4875" w:type="dxa"/>
+            <w:tcBorders>
+              <w:top w:val="single" w:sz="6" w:space="0" w:color="000000"/>
+              <w:left w:val="single" w:sz="6" w:space="0" w:color="000000"/>
+              <w:bottom w:val="single" w:sz="6" w:space="0" w:color="000000"/>
+              <w:right w:val="single" w:sz="6" w:space="0" w:color="000000"/>
+            </w:tcBorders>
+            <w:vAlign w:val="center"/>
+            <w:hideMark/>
+          </w:tcPr>
+          <w:p>
+            <w:pPr>
+              <w:rPr>
+                <w:lang w:val="es-ES"/>
+              </w:rPr>
+            </w:pPr>
+            <w:r>
+              <w:t xml:space="preserve">El sistema muestra "Debe ubicar toda la mercadería recepcionada antes de confirmar el ingreso". El operario acepta el mensaje y vuelve al paso 7.</w:t>
+            </w:r>
+            <w:r>
+              <w:rPr>
+                <w:lang w:val="es-ES"/>
+              </w:rPr>
+              <w:t> </w:t>
+            </w:r>
+          </w:p>
+        </w:tc>
+      </w:tr>
+      <w:tr>
+        <w:trPr>
+          <w:trHeight w:val="300"/>
+        </w:trPr>
+        <w:tc>
+          <w:tcPr>
+            <w:tcW w:w="795" w:type="dxa"/>
+            <w:tcBorders>
+              <w:top w:val="single" w:sz="6" w:space="0" w:color="000000"/>
+              <w:left w:val="single" w:sz="6" w:space="0" w:color="000000"/>
+              <w:bottom w:val="single" w:sz="6" w:space="0" w:color="000000"/>
+              <w:right w:val="single" w:sz="6" w:space="0" w:color="000000"/>
+            </w:tcBorders>
+            <w:shd w:val="clear" w:color="auto" w:fill="0E2841"/>
+            <w:vAlign w:val="center"/>
+            <w:hideMark/>
+          </w:tcPr>
+          <w:p>
+            <w:pPr>
+              <w:rPr>
+                <w:lang w:val="es-ES"/>
+              </w:rPr>
+            </w:pPr>
+            <w:r>
+              <w:rPr>
+                <w:b/>
+                <w:bCs/>
+                <w:lang w:val="en-US"/>
+              </w:rPr>
+              <w:t xml:space="preserve">Todos</w:t>
+            </w:r>
+            <w:r>
+              <w:rPr>
+                <w:lang w:val="es-ES"/>
+              </w:rPr>
+              <w:t> </w:t>
+            </w:r>
+          </w:p>
+        </w:tc>
+        <w:tc>
+          <w:tcPr>
+            <w:tcW w:w="3525" w:type="dxa"/>
+            <w:tcBorders>
+              <w:top w:val="single" w:sz="6" w:space="0" w:color="000000"/>
+              <w:left w:val="single" w:sz="6" w:space="0" w:color="000000"/>
+              <w:bottom w:val="single" w:sz="6" w:space="0" w:color="000000"/>
+              <w:right w:val="single" w:sz="6" w:space="0" w:color="000000"/>
+            </w:tcBorders>
+            <w:vAlign w:val="center"/>
+            <w:hideMark/>
+          </w:tcPr>
+          <w:p>
+            <w:pPr>
+              <w:rPr>
+                <w:lang w:val="es-ES"/>
+              </w:rPr>
+            </w:pPr>
+            <w:r>
+              <w:t xml:space="preserve">El operario cierra la pantalla con la X habiendo agregado ubicaciones sin confirmar.</w:t>
+            </w:r>
+            <w:r>
+              <w:rPr>
+                <w:lang w:val="es-ES"/>
+              </w:rPr>
+              <w:t> </w:t>
+            </w:r>
+          </w:p>
+        </w:tc>
+        <w:tc>
+          <w:tcPr>
+            <w:tcW w:w="4875" w:type="dxa"/>
+            <w:tcBorders>
+              <w:top w:val="single" w:sz="6" w:space="0" w:color="000000"/>
+              <w:left w:val="single" w:sz="6" w:space="0" w:color="000000"/>
+              <w:bottom w:val="single" w:sz="6" w:space="0" w:color="000000"/>
+              <w:right w:val="single" w:sz="6" w:space="0" w:color="000000"/>
+            </w:tcBorders>
+            <w:vAlign w:val="center"/>
+            <w:hideMark/>
+          </w:tcPr>
+          <w:p>
+            <w:pPr>
+              <w:rPr>
+                <w:lang w:val="es-ES"/>
+              </w:rPr>
+            </w:pPr>
+            <w:r>
+              <w:t xml:space="preserve">El sistema muestra "Hay ubicaciones agregadas sin confirmar. Si sale, se descartan. ¿Desea salir?". Si elige "Sí", la pantalla se cierra sin modificar la base de datos y termina el caso de uso; si elige "No", sigue en el paso en que estaba. Si no hay ubicaciones agregadas, la pantalla se cierra sin preguntar.</w:t>
             </w:r>
             <w:r>
               <w:rPr>
@@ -1928,7 +2813,7 @@
               </w:rPr>
             </w:pPr>
             <w:r>
-              <w:t>La Orden de Recepción pasa al estado "Cumplida" en la tabla Órdenes de Recepción (Al.9). El almacén de mercaderías (Al.2 Mercaderías) actualiza las existencias a "Disponible en Guarda", listas para el proceso de preparación de pedidos (picking).</w:t>
+              <w:t xml:space="preserve">La Orden de Recepción pasa al estado "Cumplida" en la tabla Órdenes de Recepción (AL.10). En Mercadería (AL.3) quedan las existencias en las coordenadas asignadas, en estado "Disponible en Guarda", listas para el proceso de preparación de pedidos (picking), y queda registrado el movimiento de ingreso.</w:t>
             </w:r>
             <w:r>
               <w:rPr>
@@ -1997,7 +2882,7 @@
               </w:rPr>
             </w:pPr>
             <w:r>
-              <w:t>El sistema confirma el almacenamiento exitoso actualizando las existencias en el maestro de stock, registrando las coordenadas físicas asignadas a la mercadería y marcando la Orden de Recepción como cumplida. En caso de cancelar antes de la confirmación, el sistema descarta los datos sin modificar la base de datos.</w:t>
+              <w:t xml:space="preserve">El sistema confirma el almacenamiento exitoso actualizando las existencias, registrando las coordenadas físicas asignadas a la mercadería y marcando la Orden de Recepción como cumplida. Si se cancela o se cierra la pantalla antes de confirmar, el sistema descarta las ubicaciones cargadas sin modificar la base de datos.</w:t>
             </w:r>
             <w:r>
               <w:rPr>
@@ -2455,7 +3340,7 @@
               </w:rPr>
             </w:pPr>
             <w:r>
-              <w:t>IngresoStockForm. Ventana estándar WinForms. Presenta un filtro superior con TextBox para el número de orden y Button de búsqueda. En la cabecera incluye TextBox en modo lectura para mostrar el cliente de origen y el estado de la orden. La sección central contiene una tabla ListView para visualizar los SKUs con sus cantidades recepcionadas y pendientes de ubicar. En la parte inferior dispone de un grupo de controles con ComboBox para el SKU seleccionado y las coordenadas físicas de almacenamiento (Pasillo X, Fila Y, Nivel Z), un TextBox para la cantidad y el botón Agregar Ubicación. Al pie de la pantalla se ubican los botones de acción principal Confirmar Ingreso y Cancelar.</w:t>
+              <w:t xml:space="preserve">IngresoStockForm. Ventana estándar WinForms. Presenta un filtro superior con TextBox para el número de orden y Button de búsqueda. En la cabecera incluye un TextBox en modo lectura para mostrar el Cliente / Origen de la orden. La sección central contiene una tabla ListView para visualizar los SKUs con sus cantidades recepcionadas y pendientes de ubicar. Debajo dispone de un grupo de controles con ComboBox para el SKU seleccionado y las coordenadas físicas de almacenamiento (Pasillo X, Fila Y, Nivel Z), que solo permiten seleccionar entre las opciones cargadas, un TextBox para la cantidad y el botón Agregar Ubicación. Más abajo, una segunda ListView muestra las ubicaciones asignadas (SKU, Cantidad y Posición) con el botón Quitar seleccionada. Al pie de la pantalla se ubican los botones de acción principal Confirmar Ingreso y Cancelar.</w:t>
             </w:r>
             <w:r>
               <w:rPr>
